--- a/test-data/moby-dick-review.docx
+++ b/test-data/moby-dick-review.docx
@@ -4,7 +4,6 @@
   <w:body>
     <w:p>
       <w:pPr>
-        <w:spacing w:after="0"/>
         <w:jc w:val="center"/>
       </w:pPr>
       <w:r>
@@ -17,7 +16,6 @@
     </w:p>
     <w:p>
       <w:pPr>
-        <w:spacing w:after="0"/>
         <w:jc w:val="center"/>
       </w:pPr>
       <w:r>
@@ -29,7 +27,6 @@
     </w:p>
     <w:p>
       <w:pPr>
-        <w:spacing w:after="240"/>
         <w:jc w:val="center"/>
       </w:pPr>
       <w:r>
@@ -41,8 +38,16 @@
     </w:p>
     <w:p>
       <w:pPr>
+        <w:spacing w:before="120" w:after="120"/>
+        <w:jc w:val="center"/>
+      </w:pPr>
+      <w:r>
+        <w:t>________________________________________</w:t>
+      </w:r>
+    </w:p>
+    <w:p>
+      <w:pPr>
         <w:pStyle w:val="Heading1"/>
-        <w:spacing w:after="240"/>
         <w:jc w:val="center"/>
       </w:pPr>
       <w:r>
@@ -51,12 +56,36 @@
     </w:p>
     <w:p>
       <w:r>
-        <w:t>It is with a measure of civic responsibility indeed, a literary duty owed to the reading public of this great Republic that I undertake to examine Mr. Herman Melville’s latest offering, Moby-Dick; or, The Whale.</w:t>
+        <w:t xml:space="preserve">It is with a measure of civic responsibility indeed, a </w:t>
+      </w:r>
+      <w:r>
+        <w:rPr>
+          <w:i/>
+        </w:rPr>
+        <w:t>literary duty owed to the reading public of this great Republic</w:t>
+      </w:r>
+      <w:r>
+        <w:t xml:space="preserve"> — that I undertake to examine Mr. Herman Melville’s latest offering, </w:t>
+      </w:r>
+      <w:r>
+        <w:rPr>
+          <w:i/>
+        </w:rPr>
+        <w:t>Moby-Dick; or, The Whale</w:t>
+      </w:r>
+      <w:r>
+        <w:t>.</w:t>
       </w:r>
     </w:p>
     <w:p>
       <w:r>
-        <w:t>Let it be said plainly, and with no undue cruelty (for we are not barbarians, but custodians of taste): this book is a monument not to genius but to excess, confusion, and a most regrettable enthusiasm for cetological trivia.</w:t>
+        <w:t xml:space="preserve">Let it be said plainly, and with no undue cruelty (for we are not barbarians, but custodians of taste): </w:t>
+      </w:r>
+      <w:r>
+        <w:rPr>
+          <w:b/>
+        </w:rPr>
+        <w:t>this book is a monument—not to genius—but to excess, confusion, and a most regrettable enthusiasm for cetological trivia.</w:t>
       </w:r>
     </w:p>
     <w:p>
@@ -69,17 +98,44 @@
     </w:p>
     <w:p>
       <w:r>
-        <w:t>Mr. Melville appears to have attempted a simple adventure narrative, yet, curiously, he burdens it with digressions so dense and so unnecessary that one suspects he mistrusts the reader’s ability to enjoy a straightforward tale of maritime pursuit.</w:t>
+        <w:t xml:space="preserve">Mr. Melville appears to have attempted a </w:t>
+      </w:r>
+      <w:r>
+        <w:rPr>
+          <w:i/>
+        </w:rPr>
+        <w:t>simple adventure narrative</w:t>
+      </w:r>
+      <w:r>
+        <w:t>, yet, curiously, he burdens it with digressions so dense and so unnecessary that one suspects he mistrusts the reader’s ability to enjoy a straightforward tale of maritime pursuit.</w:t>
       </w:r>
     </w:p>
     <w:p>
       <w:r>
-        <w:t>Why, one asks, must a whale be described not merely as a whale, but as an encyclopedia?</w:t>
+        <w:t xml:space="preserve">Why, one asks, must a whale be described not merely as a whale, but as an </w:t>
+      </w:r>
+      <w:r>
+        <w:rPr>
+          <w:i/>
+        </w:rPr>
+        <w:t>encyclopedia</w:t>
+      </w:r>
+      <w:r>
+        <w:t>?</w:t>
       </w:r>
     </w:p>
     <w:p>
       <w:r>
-        <w:t>Why must a ship be not merely a vessel, but a floating lecture hall?</w:t>
+        <w:t xml:space="preserve">Why must a ship be not merely a vessel, but a </w:t>
+      </w:r>
+      <w:r>
+        <w:rPr>
+          <w:i/>
+        </w:rPr>
+        <w:t>floating lecture hall</w:t>
+      </w:r>
+      <w:r>
+        <w:t>?</w:t>
       </w:r>
     </w:p>
     <w:p>
@@ -197,7 +253,7 @@
           </w:tcPr>
           <w:p>
             <w:r>
-              <w:t>A sensible, goal-oriented leader unfairly depicted as obsessed</w:t>
+              <w:t>A sensible, goal-oriented leader unfairly depicted as "obsessed"</w:t>
             </w:r>
           </w:p>
         </w:tc>
@@ -309,7 +365,7 @@
     </w:p>
     <w:p>
       <w:r>
-        <w:t>Much has been made, by those inclined toward melodrama, of Captain Ahab’s supposed madness.</w:t>
+        <w:t>Much has been made—by those inclined toward melodrama—of Captain Ahab’s supposed “madness.”</w:t>
       </w:r>
     </w:p>
     <w:p>
@@ -334,7 +390,16 @@
     </w:p>
     <w:p>
       <w:r>
-        <w:t>Ahab, far from being a tragic figure, stands as a commendable exemplar of perseverance, whose only failing lies in the author’s unfortunate insistence on portraying him as unbalanced.</w:t>
+        <w:t xml:space="preserve">Ahab, far from being a tragic figure, stands as a </w:t>
+      </w:r>
+      <w:r>
+        <w:rPr>
+          <w:b/>
+        </w:rPr>
+        <w:t>commendable exemplar of perseverance</w:t>
+      </w:r>
+      <w:r>
+        <w:t>, whose only failing lies in the author’s unfortunate insistence on portraying him as unbalanced.</w:t>
       </w:r>
     </w:p>
     <w:p>
@@ -352,12 +417,17 @@
     </w:p>
     <w:p>
       <w:r>
-        <w:t>Mr. Melville invests the whale with a gravity wholly disproportionate to its station in nature. He hints, at times quite tediously, that the animal may symbolize something. One is never quite sure what.</w:t>
+        <w:t>Mr. Melville invests the whale with a gravity wholly disproportionate to its station in nature. He hints—at times quite tediously—that the animal may symbolize… something. One is never quite sure what.</w:t>
       </w:r>
     </w:p>
     <w:p>
       <w:r>
         <w:t>I submit that this is unnecessary.</w:t>
+      </w:r>
+    </w:p>
+    <w:p>
+      <w:r>
+        <w:t>A whale is:</w:t>
       </w:r>
     </w:p>
     <w:p>
@@ -386,12 +456,30 @@
     </w:p>
     <w:p>
       <w:r>
-        <w:t>It is, quite sufficiently, a large marine mammal.</w:t>
+        <w:t xml:space="preserve">It is, quite sufficiently, </w:t>
+      </w:r>
+      <w:r>
+        <w:rPr>
+          <w:b/>
+        </w:rPr>
+        <w:t>a large marine mammal</w:t>
+      </w:r>
+      <w:r>
+        <w:t>.</w:t>
       </w:r>
     </w:p>
     <w:p>
       <w:r>
-        <w:t>To suggest otherwise is to indulge in what might be termed symbolic inflation.</w:t>
+        <w:t xml:space="preserve">To suggest otherwise is to indulge in what might be termed </w:t>
+      </w:r>
+      <w:r>
+        <w:rPr>
+          <w:i/>
+        </w:rPr>
+        <w:t>symbolic inflation</w:t>
+      </w:r>
+      <w:r>
+        <w:t>.</w:t>
       </w:r>
     </w:p>
     <w:p>
@@ -404,7 +492,7 @@
     </w:p>
     <w:p>
       <w:r>
-        <w:t>The prose, oh, the prose!</w:t>
+        <w:t>The prose—oh, the prose!</w:t>
       </w:r>
     </w:p>
     <w:p>
@@ -414,7 +502,16 @@
     </w:p>
     <w:p>
       <w:r>
-        <w:t>At moments one suspects the author is less interested in being understood than in being admired for the effort of being understood. Sentences stretch like rigging in a gale, creaking under their own ambition.</w:t>
+        <w:t xml:space="preserve">At moments one suspects the author is less interested in being understood than in being </w:t>
+      </w:r>
+      <w:r>
+        <w:rPr>
+          <w:i/>
+        </w:rPr>
+        <w:t>admired for the effort of being understood</w:t>
+      </w:r>
+      <w:r>
+        <w:t>. Sentences stretch like rigging in a gale, creaking under their own ambition.</w:t>
       </w:r>
     </w:p>
     <w:p>
@@ -432,7 +529,16 @@
     </w:p>
     <w:p>
       <w:r>
-        <w:t>The gravest flaw of Moby-Dick is not its length, nor its digressions, nor its stylistic indulgence, though all are considerable.</w:t>
+        <w:t xml:space="preserve">The gravest flaw of </w:t>
+      </w:r>
+      <w:r>
+        <w:rPr>
+          <w:i/>
+        </w:rPr>
+        <w:t>Moby-Dick</w:t>
+      </w:r>
+      <w:r>
+        <w:t xml:space="preserve"> is not its length, nor its digressions, nor its stylistic indulgence—though all are considerable.</w:t>
       </w:r>
     </w:p>
     <w:p>
@@ -479,7 +585,16 @@
     </w:p>
     <w:p>
       <w:r>
-        <w:t>he insists upon obscuring each beneath layers of suggestion, implication, and what I can only describe as literary overreach.</w:t>
+        <w:t xml:space="preserve">he insists upon obscuring each beneath layers of suggestion, implication, and what I can only describe as </w:t>
+      </w:r>
+      <w:r>
+        <w:rPr>
+          <w:i/>
+        </w:rPr>
+        <w:t>literary overreach</w:t>
+      </w:r>
+      <w:r>
+        <w:t>.</w:t>
       </w:r>
     </w:p>
     <w:p>
@@ -492,7 +607,16 @@
     </w:p>
     <w:p>
       <w:r>
-        <w:t>In conclusion, Moby-Dick is a work that strives mightily and misses widely.</w:t>
+        <w:t xml:space="preserve">In conclusion, </w:t>
+      </w:r>
+      <w:r>
+        <w:rPr>
+          <w:i/>
+        </w:rPr>
+        <w:t>Moby-Dick</w:t>
+      </w:r>
+      <w:r>
+        <w:t xml:space="preserve"> is a work that strives mightily—and misses widely.</w:t>
       </w:r>
     </w:p>
     <w:p>
@@ -502,7 +626,25 @@
     </w:p>
     <w:p>
       <w:r>
-        <w:t>One leaves the volume not enlightened, nor even particularly entertained, but exhausted, as though one had been compelled to attend a lecture on blubber when one had merely wished to hear a tale.</w:t>
+        <w:t xml:space="preserve">One leaves the volume not enlightened, nor even particularly entertained, but </w:t>
+      </w:r>
+      <w:r>
+        <w:rPr>
+          <w:i/>
+        </w:rPr>
+        <w:t>exhausted</w:t>
+      </w:r>
+      <w:r>
+        <w:t>—as though one had been compelled to attend a lecture on blubber when one had merely wished to hear a tale.</w:t>
+      </w:r>
+    </w:p>
+    <w:p>
+      <w:pPr>
+        <w:spacing w:before="120" w:after="120"/>
+        <w:jc w:val="center"/>
+      </w:pPr>
+      <w:r>
+        <w:t>________________________________________</w:t>
       </w:r>
     </w:p>
     <w:p>
@@ -531,7 +673,22 @@
     </w:p>
     <w:p>
       <w:r>
-        <w:t>But ultimately, a cautionary example of what occurs when an author thinks too much and understands too little.</w:t>
+        <w:t xml:space="preserve">But ultimately, </w:t>
+      </w:r>
+      <w:r>
+        <w:rPr>
+          <w:b/>
+        </w:rPr>
+        <w:t>a cautionary example of what occurs when an author thinks too much—and understands too little.</w:t>
+      </w:r>
+    </w:p>
+    <w:p>
+      <w:pPr>
+        <w:spacing w:before="120" w:after="120"/>
+        <w:jc w:val="center"/>
+      </w:pPr>
+      <w:r>
+        <w:t>________________________________________</w:t>
       </w:r>
     </w:p>
     <w:p>
